--- a/en/scientists/CV/Word/Masumova_Nigar_CV_EN.docx
+++ b/en/scientists/CV/Word/Masumova_Nigar_CV_EN.docx
@@ -377,7 +377,7 @@
           <w:sz w:val="21"/>
           <w:szCs w:val="21"/>
         </w:rPr>
-        <w:t>Nigar Masumova is an associate professor in the Department of World Economy at MGIMO University in Moscow, head of the Department of Advertising and Public Relations, and deputy dean of the School of International Journalism. She received a PhD in economics at MGIMO in May 2012 and a specialist diploma in foreign economic relations there in June 2007. Her stated interests are the social and economic development of Turkey and Iran, and branding. The CV lists four main works, including a 2015 book on Turkey and contributions connected with volumes edited by A. Bulatov.</w:t>
+        <w:t>Nigar Masumova is an associate professor in the Department of World Economy at MGIMO University in Moscow, head of the Department of Advertising and Public Relations, and deputy dean of the School of International Journalism. She received a PhD in economics at MGIMO in May 2012 and a specialist diploma in foreign economic relations there in June 2007. Her stated interests are the social and economic development of Turkey and Iran, and branding. Main works include a 2015 book on Turkey and contributions to volumes edited by A. Bulatov.</w:t>
       </w:r>
     </w:p>
     <w:p>
